--- a/en/wisdom-stories/welcome-home-my-dear.docx
+++ b/en/wisdom-stories/welcome-home-my-dear.docx
@@ -40,7 +40,7 @@
         <w:rPr>
           <w:lang/>
         </w:rPr>
-        <w:t>Those were terrible years: mobilisation, occupation, the struggle for independence, poverty and hardship.</w:t>
+        <w:t xml:space="preserve">Those were terrible years: mobilization, occupation, the struggle for independence, poverty and hardship.</w:t>
       </w:r>
     </w:p>
     <w:p>
@@ -343,7 +343,7 @@
         <w:rPr>
           <w:lang/>
         </w:rPr>
-        <w:t>In Türkiye, 18 March marks the anniversary of the Çanakkale naval victory and a day of remembrance for the fallen. On that day in 1915, the Allied fleet’s attempt to force its way through the Dardanelles towards Istanbul was repelled.</w:t>
+        <w:t xml:space="preserve">In Türkiye, March 18 marks the anniversary of the Çanakkale naval victory and a day of remembrance for the fallen. On that day in 1915, the Allied fleet’s attempt to force its way through the Dardanelles towards Istanbul was repelled.</w:t>
       </w:r>
     </w:p>
     <w:p>
